--- a/manuals/student-user-manual.docx
+++ b/manuals/student-user-manual.docx
@@ -66,7 +66,7 @@
           <w:color w:val="666666"/>
           <w:sz w:val="24"/>
         </w:rPr>
-        <w:t>April 16, 2026</w:t>
+        <w:t>April 17, 2026</w:t>
       </w:r>
     </w:p>
     <w:p>
@@ -1748,6 +1748,21 @@
       </w:r>
     </w:p>
     <w:p>
+      <w:r>
+        <w:t xml:space="preserve">&lt;!-- doc-test: skip reason="sample </w:t>
+      </w:r>
+      <w:r>
+        <w:rPr>
+          <w:rFonts w:ascii="Courier New" w:hAnsi="Courier New"/>
+          <w:sz w:val="18"/>
+        </w:rPr>
+        <w:t>list</w:t>
+      </w:r>
+      <w:r>
+        <w:t xml:space="preserve"> output, not runnable REPL input" --&gt;</w:t>
+      </w:r>
+    </w:p>
+    <w:p>
       <w:pPr>
         <w:spacing w:before="0" w:after="0" w:line="240" w:lineRule="exact"/>
         <w:shd w:fill="F0F0F0" w:val="clear"/>
@@ -3485,6 +3500,11 @@
       </w:r>
     </w:p>
     <w:p>
+      <w:r>
+        <w:t>&lt;!-- doc-test: skip reason="depends on the vtest label recorded by the preceding script" --&gt;</w:t>
+      </w:r>
+    </w:p>
+    <w:p>
       <w:pPr>
         <w:spacing w:before="0" w:after="0" w:line="240" w:lineRule="exact"/>
         <w:shd w:fill="F0F0F0" w:val="clear"/>
@@ -4170,6 +4190,11 @@
       </w:r>
     </w:p>
     <w:p>
+      <w:r>
+        <w:t>&lt;!-- doc-test: skip reason="depends on v_dmm and i_set recorded by preceding measurement steps" --&gt;</w:t>
+      </w:r>
+    </w:p>
+    <w:p>
       <w:pPr>
         <w:spacing w:before="0" w:after="0" w:line="240" w:lineRule="exact"/>
         <w:shd w:fill="F0F0F0" w:val="clear"/>
@@ -4613,6 +4638,11 @@
       </w:r>
     </w:p>
     <w:p>
+      <w:r>
+        <w:t>&lt;!-- doc-test: skip reason="prose caption example, not REPL input" --&gt;</w:t>
+      </w:r>
+    </w:p>
+    <w:p>
       <w:pPr>
         <w:spacing w:before="0" w:after="0" w:line="240" w:lineRule="exact"/>
         <w:shd w:fill="F0F0F0" w:val="clear"/>
@@ -5078,6 +5108,11 @@
     <w:p>
       <w:r>
         <w:t>You can do math directly in assignments:</w:t>
+      </w:r>
+    </w:p>
+    <w:p>
+      <w:r>
+        <w:t>&lt;!-- doc-test: skip reason="reference example -- voltage/current aren't set in this block" --&gt;</w:t>
       </w:r>
     </w:p>
     <w:p>
@@ -7711,6 +7746,11 @@
       </w:r>
     </w:p>
     <w:p>
+      <w:r>
+        <w:t>&lt;!-- doc-test: skip reason="reference example -- voltage not set in this block" --&gt;</w:t>
+      </w:r>
+    </w:p>
+    <w:p>
       <w:pPr>
         <w:spacing w:before="0" w:after="0" w:line="240" w:lineRule="exact"/>
         <w:shd w:fill="F0F0F0" w:val="clear"/>
@@ -7757,6 +7797,11 @@
       </w:r>
     </w:p>
     <w:p>
+      <w:r>
+        <w:t>&lt;!-- doc-test: skip reason="reference example -- voltage not set in this block" --&gt;</w:t>
+      </w:r>
+    </w:p>
+    <w:p>
       <w:pPr>
         <w:spacing w:before="0" w:after="0" w:line="240" w:lineRule="exact"/>
         <w:shd w:fill="F0F0F0" w:val="clear"/>
@@ -7817,6 +7862,11 @@
       </w:r>
     </w:p>
     <w:p>
+      <w:r>
+        <w:t>&lt;!-- doc-test: skip reason="pause prompts operator for interactive Enter" --&gt;</w:t>
+      </w:r>
+    </w:p>
+    <w:p>
       <w:pPr>
         <w:spacing w:before="0" w:after="0" w:line="240" w:lineRule="exact"/>
         <w:shd w:fill="F0F0F0" w:val="clear"/>
@@ -7947,6 +7997,11 @@
       </w:pPr>
       <w:r>
         <w:t>Calling Sub-Scripts</w:t>
+      </w:r>
+    </w:p>
+    <w:p>
+      <w:r>
+        <w:t>&lt;!-- doc-test: skip reason="requires a saved sub-script named other_script on disk" --&gt;</w:t>
       </w:r>
     </w:p>
     <w:p>
@@ -8174,6 +8229,21 @@
       </w:r>
     </w:p>
     <w:p>
+      <w:r>
+        <w:t xml:space="preserve">&lt;!-- doc-test: skip reason="breakpoint only fires under </w:t>
+      </w:r>
+      <w:r>
+        <w:rPr>
+          <w:rFonts w:ascii="Courier New" w:hAnsi="Courier New"/>
+          <w:sz w:val="18"/>
+        </w:rPr>
+        <w:t>script debug</w:t>
+      </w:r>
+      <w:r>
+        <w:t>, not at the onecmd prompt" --&gt;</w:t>
+      </w:r>
+    </w:p>
+    <w:p>
       <w:pPr>
         <w:spacing w:before="0" w:after="0" w:line="240" w:lineRule="exact"/>
         <w:shd w:fill="F0F0F0" w:val="clear"/>
@@ -8709,6 +8779,11 @@
       </w:r>
     </w:p>
     <w:p>
+      <w:r>
+        <w:t>&lt;!-- doc-test: skip reason="reference example -- requires a multi-PSU / multi-DMM lab setup (psu2, dmm2)" --&gt;</w:t>
+      </w:r>
+    </w:p>
+    <w:p>
       <w:pPr>
         <w:spacing w:before="0" w:after="0" w:line="240" w:lineRule="exact"/>
         <w:shd w:fill="F0F0F0" w:val="clear"/>
@@ -9852,6 +9927,11 @@
       </w:r>
     </w:p>
     <w:p>
+      <w:r>
+        <w:t>&lt;!-- doc-test: skip reason="requires dual-PSU lab setup; psu1 track + psu2 not present in single-PSU mock" --&gt;</w:t>
+      </w:r>
+    </w:p>
+    <w:p>
       <w:pPr>
         <w:spacing w:before="0" w:after="0" w:line="240" w:lineRule="exact"/>
         <w:shd w:fill="F0F0F0" w:val="clear"/>
@@ -10075,6 +10155,11 @@
       </w:r>
     </w:p>
     <w:p>
+      <w:r>
+        <w:t>&lt;!-- doc-test: skip reason="requires 2x DMM lab setup and a real DUT at 3.3 V (check fails against unconfigured mock)" --&gt;</w:t>
+      </w:r>
+    </w:p>
+    <w:p>
       <w:pPr>
         <w:spacing w:before="0" w:after="0" w:line="240" w:lineRule="exact"/>
         <w:shd w:fill="F0F0F0" w:val="clear"/>
@@ -10538,6 +10623,11 @@
     <w:p>
       <w:r>
         <w:t>Or shut down individually:</w:t>
+      </w:r>
+    </w:p>
+    <w:p>
+      <w:r>
+        <w:t>&lt;!-- doc-test: skip reason="references psu2 which isn't in the single-PSU mock" --&gt;</w:t>
       </w:r>
     </w:p>
     <w:p>

--- a/manuals/student-user-manual.docx
+++ b/manuals/student-user-manual.docx
@@ -66,7 +66,7 @@
           <w:color w:val="666666"/>
           <w:sz w:val="24"/>
         </w:rPr>
-        <w:t>April 17, 2026</w:t>
+        <w:t>April 21, 2026</w:t>
       </w:r>
     </w:p>
     <w:p>
@@ -1117,6 +1117,149 @@
       </w:r>
       <w:r>
         <w:t xml:space="preserve"> environment variable to disable colors globally.</w:t>
+      </w:r>
+    </w:p>
+    <w:p>
+      <w:pPr>
+        <w:pStyle w:val="Heading2"/>
+      </w:pPr>
+      <w:r>
+        <w:t>Connecting the STM32 Adapter (VOAL Lab Only)</w:t>
+      </w:r>
+    </w:p>
+    <w:p>
+      <w:r>
+        <w:t xml:space="preserve">The VOAL lab uses a small USB-to-I2C adapter to talk to the BQ76920 battery monitor board. TAMU-owned benches use a TI EV2300A; newer benches use an in-house STM32F405 replacement that plugs in the same way. Your REPL sees both as </w:t>
+      </w:r>
+      <w:r>
+        <w:rPr>
+          <w:rFonts w:ascii="Courier New" w:hAnsi="Courier New"/>
+          <w:sz w:val="18"/>
+        </w:rPr>
+        <w:t>ev2300</w:t>
+      </w:r>
+      <w:r>
+        <w:t xml:space="preserve"> and the commands are identical - you do not need to know which bridge is on your bench.</w:t>
+      </w:r>
+    </w:p>
+    <w:p>
+      <w:pPr>
+        <w:jc w:val="center"/>
+      </w:pPr>
+      <w:r>
+        <w:drawing>
+          <wp:inline xmlns:a="http://schemas.openxmlformats.org/drawingml/2006/main" xmlns:pic="http://schemas.openxmlformats.org/drawingml/2006/picture">
+            <wp:extent cx="4114800" cy="3086100"/>
+            <wp:docPr id="1" name="Picture 1"/>
+            <wp:cNvGraphicFramePr>
+              <a:graphicFrameLocks noChangeAspect="1"/>
+            </wp:cNvGraphicFramePr>
+            <a:graphic>
+              <a:graphicData uri="http://schemas.openxmlformats.org/drawingml/2006/picture">
+                <pic:pic>
+                  <pic:nvPicPr>
+                    <pic:cNvPr id="0" name="IMG_0265_assembled.jpg"/>
+                    <pic:cNvPicPr/>
+                  </pic:nvPicPr>
+                  <pic:blipFill>
+                    <a:blip r:embed="rId9"/>
+                    <a:stretch>
+                      <a:fillRect/>
+                    </a:stretch>
+                  </pic:blipFill>
+                  <pic:spPr>
+                    <a:xfrm>
+                      <a:off x="0" y="0"/>
+                      <a:ext cx="4114800" cy="3086100"/>
+                    </a:xfrm>
+                    <a:prstGeom prst="rect"/>
+                  </pic:spPr>
+                </pic:pic>
+              </a:graphicData>
+            </a:graphic>
+          </wp:inline>
+        </w:drawing>
+      </w:r>
+    </w:p>
+    <w:p>
+      <w:pPr>
+        <w:jc w:val="center"/>
+      </w:pPr>
+      <w:r>
+        <w:rPr>
+          <w:i/>
+          <w:sz w:val="18"/>
+        </w:rPr>
+        <w:t>Assembled STM32 adapter (Feather + protoboard) with the JST cable that plugs into the BQ EVM</w:t>
+      </w:r>
+    </w:p>
+    <w:p>
+      <w:r>
+        <w:t>Plug-in order matters. Do this every time:</w:t>
+      </w:r>
+    </w:p>
+    <w:p>
+      <w:r>
+        <w:t xml:space="preserve">1. Set the bench PSU to 18 V and turn it on so the BQ EVM has power. 2. Plug the USB cable from the STM32 adapter (or EV2300) into your computer. 3. Press the </w:t>
+      </w:r>
+      <w:r>
+        <w:rPr>
+          <w:b/>
+        </w:rPr>
+        <w:t>BOOT</w:t>
+      </w:r>
+      <w:r>
+        <w:t xml:space="preserve"> button on the BQ EVM. This clears any stuck state on the I2C bus from the last student. 4. Launch </w:t>
+      </w:r>
+      <w:r>
+        <w:rPr>
+          <w:rFonts w:ascii="Courier New" w:hAnsi="Courier New"/>
+          <w:sz w:val="18"/>
+        </w:rPr>
+        <w:t>scpi-repl</w:t>
+      </w:r>
+      <w:r>
+        <w:t xml:space="preserve"> and type </w:t>
+      </w:r>
+      <w:r>
+        <w:rPr>
+          <w:rFonts w:ascii="Courier New" w:hAnsi="Courier New"/>
+          <w:sz w:val="18"/>
+        </w:rPr>
+        <w:t>scan</w:t>
+      </w:r>
+      <w:r>
+        <w:t xml:space="preserve">. You should see </w:t>
+      </w:r>
+      <w:r>
+        <w:rPr>
+          <w:rFonts w:ascii="Courier New" w:hAnsi="Courier New"/>
+          <w:sz w:val="18"/>
+        </w:rPr>
+        <w:t>ev2300</w:t>
+      </w:r>
+      <w:r>
+        <w:t xml:space="preserve"> in the device list.</w:t>
+      </w:r>
+    </w:p>
+    <w:p>
+      <w:r>
+        <w:t xml:space="preserve">If </w:t>
+      </w:r>
+      <w:r>
+        <w:rPr>
+          <w:rFonts w:ascii="Courier New" w:hAnsi="Courier New"/>
+          <w:sz w:val="18"/>
+        </w:rPr>
+        <w:t>scan</w:t>
+      </w:r>
+      <w:r>
+        <w:t xml:space="preserve"> does not find the adapter or reads return garbage, see Chapter 11 (Troubleshooting) - the fix is almost always "repeat the plug-in order above" or unplug-replug the USB cable.</w:t>
+      </w:r>
+    </w:p>
+    <w:p>
+      <w:r>
+        <w:t>You will never need to solder or disassemble the adapter. If a unit is physically broken, hand it to a TA - Chapter 12 of the TA Developer Guide covers the rebuild.</w:t>
       </w:r>
     </w:p>
     <w:p>

--- a/manuals/student-user-manual.docx
+++ b/manuals/student-user-manual.docx
@@ -229,26 +229,107 @@
     </w:p>
     <w:p>
       <w:r>
-        <w:t>On TAMU-managed Windows machines where admin access is restricted, use this one-liner in PowerShell:</w:t>
-      </w:r>
-    </w:p>
-    <w:p>
-      <w:pPr>
-        <w:spacing w:before="0" w:after="0" w:line="240" w:lineRule="exact"/>
-        <w:shd w:fill="F0F0F0" w:val="clear"/>
-      </w:pPr>
-      <w:r>
-        <w:rPr>
-          <w:rFonts w:ascii="Courier New" w:hAnsi="Courier New"/>
-          <w:color w:val="1A1A1A"/>
-          <w:sz w:val="18"/>
-        </w:rPr>
-        <w:t>irm https://raw.githubusercontent.com/T-O-M-Tool-Oauto-Mationator/scpi-instrument-toolkit/main/setup-tamu.ps1 | iex</w:t>
-      </w:r>
-    </w:p>
-    <w:p>
-      <w:r>
-        <w:t>This handles PATH issues and installs the toolkit in your user Python directory.</w:t>
+        <w:t xml:space="preserve">On TAMU-managed Windows machines where admin access is restricted, use the installer script </w:t>
+      </w:r>
+      <w:r>
+        <w:rPr>
+          <w:rFonts w:ascii="Courier New" w:hAnsi="Courier New"/>
+          <w:sz w:val="18"/>
+        </w:rPr>
+        <w:t>setup-tamu.ps1</w:t>
+      </w:r>
+      <w:r>
+        <w:t xml:space="preserve"> from this repo. It handles PATH issues and installs the toolkit into your user Python directory.</w:t>
+      </w:r>
+    </w:p>
+    <w:p>
+      <w:r>
+        <w:rPr>
+          <w:b/>
+        </w:rPr>
+        <w:t>Recommended (safer): download, review, then run</w:t>
+      </w:r>
+    </w:p>
+    <w:p>
+      <w:pPr>
+        <w:spacing w:before="0" w:after="0" w:line="240" w:lineRule="exact"/>
+        <w:shd w:fill="F0F0F0" w:val="clear"/>
+      </w:pPr>
+      <w:r>
+        <w:rPr>
+          <w:rFonts w:ascii="Courier New" w:hAnsi="Courier New"/>
+          <w:color w:val="1A1A1A"/>
+          <w:sz w:val="18"/>
+        </w:rPr>
+        <w:t>irm "https://raw.githubusercontent.com/T-O-M-Tool-Oauto-Mationator/scpi-instrument-toolkit/main/setup-tamu.ps1" -OutFile setup-tamu.ps1</w:t>
+      </w:r>
+    </w:p>
+    <w:p>
+      <w:pPr>
+        <w:spacing w:before="0" w:after="0" w:line="240" w:lineRule="exact"/>
+        <w:shd w:fill="F0F0F0" w:val="clear"/>
+      </w:pPr>
+      <w:r>
+        <w:rPr>
+          <w:rFonts w:ascii="Courier New" w:hAnsi="Courier New"/>
+          <w:color w:val="1A1A1A"/>
+          <w:sz w:val="18"/>
+        </w:rPr>
+        <w:t>notepad setup-tamu.ps1                 # skim the contents, look for anything unexpected</w:t>
+      </w:r>
+    </w:p>
+    <w:p>
+      <w:pPr>
+        <w:spacing w:before="0" w:after="0" w:line="240" w:lineRule="exact"/>
+        <w:shd w:fill="F0F0F0" w:val="clear"/>
+      </w:pPr>
+      <w:r>
+        <w:rPr>
+          <w:rFonts w:ascii="Courier New" w:hAnsi="Courier New"/>
+          <w:color w:val="1A1A1A"/>
+          <w:sz w:val="18"/>
+        </w:rPr>
+        <w:t>powershell -ExecutionPolicy Bypass -File .\setup-tamu.ps1</w:t>
+      </w:r>
+    </w:p>
+    <w:p>
+      <w:r>
+        <w:t>Downloading to a file first lets you (or a TA) inspect exactly what will run before executing it. This is the right habit to form for any "install-from-internet" script.</w:t>
+      </w:r>
+    </w:p>
+    <w:p>
+      <w:r>
+        <w:rPr>
+          <w:b/>
+        </w:rPr>
+        <w:t>Shortcut (only if you trust the source):</w:t>
+      </w:r>
+    </w:p>
+    <w:p>
+      <w:pPr>
+        <w:spacing w:before="0" w:after="0" w:line="240" w:lineRule="exact"/>
+        <w:shd w:fill="F0F0F0" w:val="clear"/>
+      </w:pPr>
+      <w:r>
+        <w:rPr>
+          <w:rFonts w:ascii="Courier New" w:hAnsi="Courier New"/>
+          <w:color w:val="1A1A1A"/>
+          <w:sz w:val="18"/>
+        </w:rPr>
+        <w:t>irm "https://raw.githubusercontent.com/T-O-M-Tool-Oauto-Mationator/scpi-instrument-toolkit/main/setup-tamu.ps1" | iex</w:t>
+      </w:r>
+    </w:p>
+    <w:p>
+      <w:r/>
+      <w:r>
+        <w:rPr>
+          <w:rFonts w:ascii="Courier New" w:hAnsi="Courier New"/>
+          <w:sz w:val="18"/>
+        </w:rPr>
+        <w:t>irm | iex</w:t>
+      </w:r>
+      <w:r>
+        <w:t xml:space="preserve"> runs the fetched script directly in your shell without saving it, so you cannot review what you are about to execute. Use this form only when you have seen the script before or a TA tells you to.</w:t>
       </w:r>
     </w:p>
     <w:p>
@@ -12284,63 +12365,203 @@
           <w:color w:val="1A1A1A"/>
           <w:sz w:val="18"/>
         </w:rPr>
-        <w:t># Extract sweep data</w:t>
-      </w:r>
-    </w:p>
-    <w:p>
-      <w:pPr>
-        <w:spacing w:before="0" w:after="0" w:line="240" w:lineRule="exact"/>
-        <w:shd w:fill="F0F0F0" w:val="clear"/>
-      </w:pPr>
-      <w:r>
-        <w:rPr>
-          <w:rFonts w:ascii="Courier New" w:hAnsi="Courier New"/>
-          <w:color w:val="1A1A1A"/>
-          <w:sz w:val="18"/>
-        </w:rPr>
-        <w:t>sweep = df[df["Label"].str.startswith("v_")]</w:t>
-      </w:r>
-    </w:p>
-    <w:p>
-      <w:pPr>
-        <w:spacing w:before="0" w:after="0" w:line="240" w:lineRule="exact"/>
-        <w:shd w:fill="F0F0F0" w:val="clear"/>
-      </w:pPr>
-      <w:r>
-        <w:rPr>
-          <w:rFonts w:ascii="Courier New" w:hAnsi="Courier New"/>
-          <w:color w:val="1A1A1A"/>
-          <w:sz w:val="18"/>
-        </w:rPr>
-        <w:t>set_v = [float(label.split("_")[1]) for label in sweep["Label"]]</w:t>
-      </w:r>
-    </w:p>
-    <w:p>
-      <w:pPr>
-        <w:spacing w:before="0" w:after="0" w:line="240" w:lineRule="exact"/>
-        <w:shd w:fill="F0F0F0" w:val="clear"/>
-      </w:pPr>
-      <w:r>
-        <w:rPr>
-          <w:rFonts w:ascii="Courier New" w:hAnsi="Courier New"/>
-          <w:color w:val="1A1A1A"/>
-          <w:sz w:val="18"/>
-        </w:rPr>
-        <w:t>meas_v = sweep["Value"].values</w:t>
-      </w:r>
-    </w:p>
-    <w:p>
-      <w:pPr>
-        <w:spacing w:before="0" w:after="0" w:line="240" w:lineRule="exact"/>
-        <w:shd w:fill="F0F0F0" w:val="clear"/>
-      </w:pPr>
-      <w:r>
-        <w:rPr>
-          <w:rFonts w:ascii="Courier New" w:hAnsi="Courier New"/>
-          <w:color w:val="1A1A1A"/>
-          <w:sz w:val="18"/>
-        </w:rPr>
-        <w:t># Compute errors</w:t>
+        <w:t># Extract sweep data -- skip labels we cannot parse as "v_&lt;float&gt;"</w:t>
+      </w:r>
+    </w:p>
+    <w:p>
+      <w:pPr>
+        <w:spacing w:before="0" w:after="0" w:line="240" w:lineRule="exact"/>
+        <w:shd w:fill="F0F0F0" w:val="clear"/>
+      </w:pPr>
+      <w:r>
+        <w:rPr>
+          <w:rFonts w:ascii="Courier New" w:hAnsi="Courier New"/>
+          <w:color w:val="1A1A1A"/>
+          <w:sz w:val="18"/>
+        </w:rPr>
+        <w:t>sweep = df[df["Label"].str.startswith("v_")].copy()</w:t>
+      </w:r>
+    </w:p>
+    <w:p>
+      <w:pPr>
+        <w:spacing w:before="0" w:after="0" w:line="240" w:lineRule="exact"/>
+        <w:shd w:fill="F0F0F0" w:val="clear"/>
+      </w:pPr>
+      <w:r>
+        <w:rPr>
+          <w:rFonts w:ascii="Courier New" w:hAnsi="Courier New"/>
+          <w:color w:val="1A1A1A"/>
+          <w:sz w:val="18"/>
+        </w:rPr>
+        <w:t>def _parse_setpoint(label):</w:t>
+      </w:r>
+    </w:p>
+    <w:p>
+      <w:pPr>
+        <w:spacing w:before="0" w:after="0" w:line="240" w:lineRule="exact"/>
+        <w:shd w:fill="F0F0F0" w:val="clear"/>
+      </w:pPr>
+      <w:r>
+        <w:rPr>
+          <w:rFonts w:ascii="Courier New" w:hAnsi="Courier New"/>
+          <w:color w:val="1A1A1A"/>
+          <w:sz w:val="18"/>
+        </w:rPr>
+        <w:t xml:space="preserve">    parts = label.split("_", 1)</w:t>
+      </w:r>
+    </w:p>
+    <w:p>
+      <w:pPr>
+        <w:spacing w:before="0" w:after="0" w:line="240" w:lineRule="exact"/>
+        <w:shd w:fill="F0F0F0" w:val="clear"/>
+      </w:pPr>
+      <w:r>
+        <w:rPr>
+          <w:rFonts w:ascii="Courier New" w:hAnsi="Courier New"/>
+          <w:color w:val="1A1A1A"/>
+          <w:sz w:val="18"/>
+        </w:rPr>
+        <w:t xml:space="preserve">    if len(parts) &lt; 2:</w:t>
+      </w:r>
+    </w:p>
+    <w:p>
+      <w:pPr>
+        <w:spacing w:before="0" w:after="0" w:line="240" w:lineRule="exact"/>
+        <w:shd w:fill="F0F0F0" w:val="clear"/>
+      </w:pPr>
+      <w:r>
+        <w:rPr>
+          <w:rFonts w:ascii="Courier New" w:hAnsi="Courier New"/>
+          <w:color w:val="1A1A1A"/>
+          <w:sz w:val="18"/>
+        </w:rPr>
+        <w:t xml:space="preserve">        return np.nan</w:t>
+      </w:r>
+    </w:p>
+    <w:p>
+      <w:pPr>
+        <w:spacing w:before="0" w:after="0" w:line="240" w:lineRule="exact"/>
+        <w:shd w:fill="F0F0F0" w:val="clear"/>
+      </w:pPr>
+      <w:r>
+        <w:rPr>
+          <w:rFonts w:ascii="Courier New" w:hAnsi="Courier New"/>
+          <w:color w:val="1A1A1A"/>
+          <w:sz w:val="18"/>
+        </w:rPr>
+        <w:t xml:space="preserve">    try:</w:t>
+      </w:r>
+    </w:p>
+    <w:p>
+      <w:pPr>
+        <w:spacing w:before="0" w:after="0" w:line="240" w:lineRule="exact"/>
+        <w:shd w:fill="F0F0F0" w:val="clear"/>
+      </w:pPr>
+      <w:r>
+        <w:rPr>
+          <w:rFonts w:ascii="Courier New" w:hAnsi="Courier New"/>
+          <w:color w:val="1A1A1A"/>
+          <w:sz w:val="18"/>
+        </w:rPr>
+        <w:t xml:space="preserve">        return float(parts[1])</w:t>
+      </w:r>
+    </w:p>
+    <w:p>
+      <w:pPr>
+        <w:spacing w:before="0" w:after="0" w:line="240" w:lineRule="exact"/>
+        <w:shd w:fill="F0F0F0" w:val="clear"/>
+      </w:pPr>
+      <w:r>
+        <w:rPr>
+          <w:rFonts w:ascii="Courier New" w:hAnsi="Courier New"/>
+          <w:color w:val="1A1A1A"/>
+          <w:sz w:val="18"/>
+        </w:rPr>
+        <w:t xml:space="preserve">    except ValueError:</w:t>
+      </w:r>
+    </w:p>
+    <w:p>
+      <w:pPr>
+        <w:spacing w:before="0" w:after="0" w:line="240" w:lineRule="exact"/>
+        <w:shd w:fill="F0F0F0" w:val="clear"/>
+      </w:pPr>
+      <w:r>
+        <w:rPr>
+          <w:rFonts w:ascii="Courier New" w:hAnsi="Courier New"/>
+          <w:color w:val="1A1A1A"/>
+          <w:sz w:val="18"/>
+        </w:rPr>
+        <w:t xml:space="preserve">        return np.nan</w:t>
+      </w:r>
+    </w:p>
+    <w:p>
+      <w:pPr>
+        <w:spacing w:before="0" w:after="0" w:line="240" w:lineRule="exact"/>
+        <w:shd w:fill="F0F0F0" w:val="clear"/>
+      </w:pPr>
+      <w:r>
+        <w:rPr>
+          <w:rFonts w:ascii="Courier New" w:hAnsi="Courier New"/>
+          <w:color w:val="1A1A1A"/>
+          <w:sz w:val="18"/>
+        </w:rPr>
+        <w:t>sweep["set_v"] = sweep["Label"].map(_parse_setpoint)</w:t>
+      </w:r>
+    </w:p>
+    <w:p>
+      <w:pPr>
+        <w:spacing w:before="0" w:after="0" w:line="240" w:lineRule="exact"/>
+        <w:shd w:fill="F0F0F0" w:val="clear"/>
+      </w:pPr>
+      <w:r>
+        <w:rPr>
+          <w:rFonts w:ascii="Courier New" w:hAnsi="Courier New"/>
+          <w:color w:val="1A1A1A"/>
+          <w:sz w:val="18"/>
+        </w:rPr>
+        <w:t>sweep = sweep.dropna(subset=["set_v"])</w:t>
+      </w:r>
+    </w:p>
+    <w:p>
+      <w:pPr>
+        <w:spacing w:before="0" w:after="0" w:line="240" w:lineRule="exact"/>
+        <w:shd w:fill="F0F0F0" w:val="clear"/>
+      </w:pPr>
+      <w:r>
+        <w:rPr>
+          <w:rFonts w:ascii="Courier New" w:hAnsi="Courier New"/>
+          <w:color w:val="1A1A1A"/>
+          <w:sz w:val="18"/>
+        </w:rPr>
+        <w:t>set_v = sweep["set_v"].to_numpy()</w:t>
+      </w:r>
+    </w:p>
+    <w:p>
+      <w:pPr>
+        <w:spacing w:before="0" w:after="0" w:line="240" w:lineRule="exact"/>
+        <w:shd w:fill="F0F0F0" w:val="clear"/>
+      </w:pPr>
+      <w:r>
+        <w:rPr>
+          <w:rFonts w:ascii="Courier New" w:hAnsi="Courier New"/>
+          <w:color w:val="1A1A1A"/>
+          <w:sz w:val="18"/>
+        </w:rPr>
+        <w:t>meas_v = sweep["Value"].to_numpy()</w:t>
+      </w:r>
+    </w:p>
+    <w:p>
+      <w:pPr>
+        <w:spacing w:before="0" w:after="0" w:line="240" w:lineRule="exact"/>
+        <w:shd w:fill="F0F0F0" w:val="clear"/>
+      </w:pPr>
+      <w:r>
+        <w:rPr>
+          <w:rFonts w:ascii="Courier New" w:hAnsi="Courier New"/>
+          <w:color w:val="1A1A1A"/>
+          <w:sz w:val="18"/>
+        </w:rPr>
+        <w:t># Compute errors. Guard against divide-by-zero when a setpoint is 0 V.</w:t>
       </w:r>
     </w:p>
     <w:p>
@@ -12368,7 +12589,21 @@
           <w:color w:val="1A1A1A"/>
           <w:sz w:val="18"/>
         </w:rPr>
-        <w:t>pct_err = np.abs((meas_v - set_v) / set_v) * 100</w:t>
+        <w:t>with np.errstate(divide="ignore", invalid="ignore"):</w:t>
+      </w:r>
+    </w:p>
+    <w:p>
+      <w:pPr>
+        <w:spacing w:before="0" w:after="0" w:line="240" w:lineRule="exact"/>
+        <w:shd w:fill="F0F0F0" w:val="clear"/>
+      </w:pPr>
+      <w:r>
+        <w:rPr>
+          <w:rFonts w:ascii="Courier New" w:hAnsi="Courier New"/>
+          <w:color w:val="1A1A1A"/>
+          <w:sz w:val="18"/>
+        </w:rPr>
+        <w:t xml:space="preserve">    pct_err = np.where(set_v != 0, np.abs((meas_v - set_v) / set_v) * 100, np.nan)</w:t>
       </w:r>
     </w:p>
     <w:p>

--- a/manuals/student-user-manual.docx
+++ b/manuals/student-user-manual.docx
@@ -66,7 +66,7 @@
           <w:color w:val="666666"/>
           <w:sz w:val="24"/>
         </w:rPr>
-        <w:t>April 21, 2026</w:t>
+        <w:t>April 26, 2026</w:t>
       </w:r>
     </w:p>
     <w:p>
@@ -6850,6 +6850,11 @@
       </w:pPr>
       <w:r>
         <w:t>Method 1: Script Editor</w:t>
+      </w:r>
+    </w:p>
+    <w:p>
+      <w:r>
+        <w:t>&lt;!-- doc-test: skip reason="opens editor and prompts for confirmation if script exists; needs stdin" --&gt;</w:t>
       </w:r>
     </w:p>
     <w:p>
